--- a/design/malaysia-study-live/말레이시아유학_1탄_라이브구성안.docx
+++ b/design/malaysia-study-live/말레이시아유학_1탄_라이브구성안.docx
@@ -4638,18 +4638,40 @@
           <w:sz w:val="20"/>
           <w:szCs w:val="20"/>
         </w:rPr>
-        <w:t xml:space="preserve">아포스티유 + 영문 번역공증</w:t>
-      </w:r>
-      <w:r>
-        <w:rPr>
-          <w:rFonts w:ascii="맑은 고딕" w:cs="맑은 고딕" w:eastAsia="맑은 고딕" w:hAnsi="맑은 고딕"/>
-          <w:b w:val="false"/>
-          <w:bCs w:val="false"/>
-          <w:color w:val="1D2320"/>
-          <w:sz w:val="20"/>
-          <w:szCs w:val="20"/>
-        </w:rPr>
-        <w:t xml:space="preserve">을 거쳐 제출합니다.</w:t>
+        <w:t xml:space="preserve">영문 번역공증 + 영사확인</w:t>
+      </w:r>
+      <w:r>
+        <w:rPr>
+          <w:rFonts w:ascii="맑은 고딕" w:cs="맑은 고딕" w:eastAsia="맑은 고딕" w:hAnsi="맑은 고딕"/>
+          <w:b w:val="false"/>
+          <w:bCs w:val="false"/>
+          <w:color w:val="1D2320"/>
+          <w:sz w:val="20"/>
+          <w:szCs w:val="20"/>
+        </w:rPr>
+        <w:t xml:space="preserve">을 거쳐 제출합니다. </w:t>
+      </w:r>
+      <w:r>
+        <w:rPr>
+          <w:rFonts w:ascii="맑은 고딕" w:cs="맑은 고딕" w:eastAsia="맑은 고딕" w:hAnsi="맑은 고딕"/>
+          <w:b/>
+          <w:bCs/>
+          <w:color w:val="1D2320"/>
+          <w:sz w:val="20"/>
+          <w:szCs w:val="20"/>
+        </w:rPr>
+        <w:t xml:space="preserve">말레이시아는 헤이그 아포스티유 협약 비가입국이므로 아포스티유가 통하지 않습니다</w:t>
+      </w:r>
+      <w:r>
+        <w:rPr>
+          <w:rFonts w:ascii="맑은 고딕" w:cs="맑은 고딕" w:eastAsia="맑은 고딕" w:hAnsi="맑은 고딕"/>
+          <w:b w:val="false"/>
+          <w:bCs w:val="false"/>
+          <w:color w:val="1D2320"/>
+          <w:sz w:val="20"/>
+          <w:szCs w:val="20"/>
+        </w:rPr>
+        <w:t xml:space="preserve"> — 외교부 영사확인 후 주한 말레이시아 대사관 확인을 받아야 합니다.</w:t>
       </w:r>
     </w:p>
     <w:p>
@@ -10341,7 +10363,7 @@
         </w:rPr>
         <w:t xml:space="preserve">인구·면적·1인당 GDP·종족·종교: </w:t>
       </w:r>
-      <w:hyperlink w:history="1" r:id="rIdhmm6pf5einllxido_rsis">
+      <w:hyperlink w:history="1" r:id="rId2cxnhwdvjken-unsrpli3">
         <w:r>
           <w:rPr>
             <w:rFonts w:ascii="맑은 고딕" w:cs="맑은 고딕" w:eastAsia="맑은 고딕" w:hAnsi="맑은 고딕"/>
@@ -10366,7 +10388,7 @@
         </w:rPr>
         <w:t xml:space="preserve">, </w:t>
       </w:r>
-      <w:hyperlink w:history="1" r:id="rIdlnjw-ufovg9cdk-y6r8zw">
+      <w:hyperlink w:history="1" r:id="rIddxrgyxbvsxc5ytua05wta">
         <w:r>
           <w:rPr>
             <w:rFonts w:ascii="맑은 고딕" w:cs="맑은 고딕" w:eastAsia="맑은 고딕" w:hAnsi="맑은 고딕"/>
@@ -10391,7 +10413,7 @@
         </w:rPr>
         <w:t xml:space="preserve">, </w:t>
       </w:r>
-      <w:hyperlink w:history="1" r:id="rIdeyehvvvpzj-zgxxq0s2ao">
+      <w:hyperlink w:history="1" r:id="rIdnnsqxhonuqr99hqusxevq">
         <w:r>
           <w:rPr>
             <w:rFonts w:ascii="맑은 고딕" w:cs="맑은 고딕" w:eastAsia="맑은 고딕" w:hAnsi="맑은 고딕"/>
@@ -10426,7 +10448,7 @@
         </w:rPr>
         <w:t xml:space="preserve">테일러스 학비·입학: </w:t>
       </w:r>
-      <w:hyperlink w:history="1" r:id="rIdurgyjpayys8xtfshpcc1t">
+      <w:hyperlink w:history="1" r:id="rIdieofkv8grcjbwaly95ldu">
         <w:r>
           <w:rPr>
             <w:rFonts w:ascii="맑은 고딕" w:cs="맑은 고딕" w:eastAsia="맑은 고딕" w:hAnsi="맑은 고딕"/>
@@ -10451,7 +10473,7 @@
         </w:rPr>
         <w:t xml:space="preserve">, </w:t>
       </w:r>
-      <w:hyperlink w:history="1" r:id="rId3qeejujqm9f5nv2sy30yn">
+      <w:hyperlink w:history="1" r:id="rIdzn3mer__uulxnyvkbp9ys">
         <w:r>
           <w:rPr>
             <w:rFonts w:ascii="맑은 고딕" w:cs="맑은 고딕" w:eastAsia="맑은 고딕" w:hAnsi="맑은 고딕"/>
@@ -10486,7 +10508,7 @@
         </w:rPr>
         <w:t xml:space="preserve">모나쉬 말레이시아: </w:t>
       </w:r>
-      <w:hyperlink w:history="1" r:id="rIdglolqan2qxfb325mtklvp">
+      <w:hyperlink w:history="1" r:id="rIdpltriavlqzadgdq4mjvj5">
         <w:r>
           <w:rPr>
             <w:rFonts w:ascii="맑은 고딕" w:cs="맑은 고딕" w:eastAsia="맑은 고딕" w:hAnsi="맑은 고딕"/>
@@ -10511,7 +10533,7 @@
         </w:rPr>
         <w:t xml:space="preserve">, </w:t>
       </w:r>
-      <w:hyperlink w:history="1" r:id="rIdj6bjpduw2ckvik99b_uv2">
+      <w:hyperlink w:history="1" r:id="rIdzv24esr2mulmwip9zt8uk">
         <w:r>
           <w:rPr>
             <w:rFonts w:ascii="맑은 고딕" w:cs="맑은 고딕" w:eastAsia="맑은 고딕" w:hAnsi="맑은 고딕"/>
@@ -10546,7 +10568,7 @@
         </w:rPr>
         <w:t xml:space="preserve">노팅엄 말레이시아: </w:t>
       </w:r>
-      <w:hyperlink w:history="1" r:id="rIdjv7pwrrn1xmzb5bvotsj4">
+      <w:hyperlink w:history="1" r:id="rIdlna0y8v9zfnf4g7ntdcf1">
         <w:r>
           <w:rPr>
             <w:rFonts w:ascii="맑은 고딕" w:cs="맑은 고딕" w:eastAsia="맑은 고딕" w:hAnsi="맑은 고딕"/>
@@ -10571,7 +10593,7 @@
         </w:rPr>
         <w:t xml:space="preserve">, </w:t>
       </w:r>
-      <w:hyperlink w:history="1" r:id="rIdcmxa4ajr4p2aebkqsre8x">
+      <w:hyperlink w:history="1" r:id="rIdj9vaw5in07tage2d02f2f">
         <w:r>
           <w:rPr>
             <w:rFonts w:ascii="맑은 고딕" w:cs="맑은 고딕" w:eastAsia="맑은 고딕" w:hAnsi="맑은 고딕"/>
@@ -10606,7 +10628,7 @@
         </w:rPr>
         <w:t xml:space="preserve">말레이시아 유학 비용 일반: </w:t>
       </w:r>
-      <w:hyperlink w:history="1" r:id="rIdmfzyhlbjmoztpe599o42b">
+      <w:hyperlink w:history="1" r:id="rIdbzhmdapp-v1ax7tofplg1">
         <w:r>
           <w:rPr>
             <w:rFonts w:ascii="맑은 고딕" w:cs="맑은 고딕" w:eastAsia="맑은 고딕" w:hAnsi="맑은 고딕"/>
@@ -10631,7 +10653,7 @@
         </w:rPr>
         <w:t xml:space="preserve">, </w:t>
       </w:r>
-      <w:hyperlink w:history="1" r:id="rIdhp6556m6y19v-7g6gd1vw">
+      <w:hyperlink w:history="1" r:id="rIdwba9d3xantk8jzbjeivnq">
         <w:r>
           <w:rPr>
             <w:rFonts w:ascii="맑은 고딕" w:cs="맑은 고딕" w:eastAsia="맑은 고딕" w:hAnsi="맑은 고딕"/>
